--- a/03 - DSA/01 - Intro DSA.docx
+++ b/03 - DSA/01 - Intro DSA.docx
@@ -5,6 +5,8 @@
     <w:p>
       <w:pPr>
         <w:rPr>
+          <w:sz w:val="28"/>
+          <w:szCs w:val="28"/>
           <w:lang w:val="en-US"/>
         </w:rPr>
       </w:pPr>
@@ -12,42 +14,56 @@
         <w:rPr>
           <w:b/>
           <w:bCs/>
+          <w:sz w:val="28"/>
+          <w:szCs w:val="28"/>
           <w:lang w:val="en-US"/>
         </w:rPr>
         <w:t>Why DSA</w:t>
       </w:r>
       <w:r>
         <w:rPr>
+          <w:sz w:val="28"/>
+          <w:szCs w:val="28"/>
           <w:lang w:val="en-US"/>
         </w:rPr>
         <w:br w:type="textWrapping"/>
       </w:r>
       <w:r>
         <w:rPr>
+          <w:sz w:val="28"/>
+          <w:szCs w:val="28"/>
           <w:lang w:val="en-US"/>
         </w:rPr>
         <w:t>helps to getting good job</w:t>
       </w:r>
       <w:r>
         <w:rPr>
+          <w:sz w:val="28"/>
+          <w:szCs w:val="28"/>
           <w:lang w:val="en-US"/>
         </w:rPr>
         <w:br w:type="textWrapping"/>
       </w:r>
       <w:r>
         <w:rPr>
+          <w:sz w:val="28"/>
+          <w:szCs w:val="28"/>
           <w:lang w:val="en-US"/>
         </w:rPr>
         <w:t>imporves thinking power</w:t>
       </w:r>
       <w:r>
         <w:rPr>
+          <w:sz w:val="28"/>
+          <w:szCs w:val="28"/>
           <w:lang w:val="en-US"/>
         </w:rPr>
         <w:br w:type="textWrapping"/>
       </w:r>
       <w:r>
         <w:rPr>
+          <w:sz w:val="28"/>
+          <w:szCs w:val="28"/>
           <w:lang w:val="en-US"/>
         </w:rPr>
         <w:t>to beat coding competition</w:t>
@@ -63,27 +79,45 @@
     <w:p>
       <w:pPr>
         <w:rPr>
-          <w:lang w:val="en-US"/>
-        </w:rPr>
-      </w:pPr>
-      <w:r>
-        <w:rPr>
+          <w:sz w:val="28"/>
+          <w:szCs w:val="28"/>
+          <w:lang w:val="en-US"/>
+        </w:rPr>
+      </w:pPr>
+      <w:r>
+        <w:rPr>
+          <w:sz w:val="28"/>
+          <w:szCs w:val="28"/>
           <w:lang w:val="en-US"/>
         </w:rPr>
         <w:t xml:space="preserve">Source -  </w:t>
       </w:r>
       <w:r>
+        <w:rPr>
+          <w:sz w:val="28"/>
+          <w:szCs w:val="28"/>
+        </w:rPr>
         <w:fldChar w:fldCharType="begin"/>
       </w:r>
       <w:r>
+        <w:rPr>
+          <w:sz w:val="28"/>
+          <w:szCs w:val="28"/>
+        </w:rPr>
         <w:instrText xml:space="preserve"> HYPERLINK "https://www.geeksforgeeks.org/learn-data-structures-and-algorithms-dsa-tutorial/" </w:instrText>
       </w:r>
       <w:r>
+        <w:rPr>
+          <w:sz w:val="28"/>
+          <w:szCs w:val="28"/>
+        </w:rPr>
         <w:fldChar w:fldCharType="separate"/>
       </w:r>
       <w:r>
         <w:rPr>
           <w:rStyle w:val="9"/>
+          <w:sz w:val="28"/>
+          <w:szCs w:val="28"/>
           <w:lang w:val="en-US"/>
         </w:rPr>
         <w:t>https://www.geeksforgeeks.org/learn-data-structures-and-algorithms-dsa-tutorial/</w:t>
@@ -91,12 +125,16 @@
       <w:r>
         <w:rPr>
           <w:rStyle w:val="9"/>
+          <w:sz w:val="28"/>
+          <w:szCs w:val="28"/>
           <w:lang w:val="en-US"/>
         </w:rPr>
         <w:fldChar w:fldCharType="end"/>
       </w:r>
       <w:r>
         <w:rPr>
+          <w:sz w:val="28"/>
+          <w:szCs w:val="28"/>
           <w:lang w:val="en-US"/>
         </w:rPr>
         <w:t xml:space="preserve"> </w:t>
@@ -108,6 +146,8 @@
         <w:rPr>
           <w:b/>
           <w:bCs/>
+          <w:sz w:val="28"/>
+          <w:szCs w:val="28"/>
           <w:lang w:eastAsia="en-IN"/>
         </w:rPr>
       </w:pPr>
@@ -115,6 +155,8 @@
         <w:rPr>
           <w:b/>
           <w:bCs/>
+          <w:sz w:val="28"/>
+          <w:szCs w:val="28"/>
         </w:rPr>
         <w:fldChar w:fldCharType="begin"/>
       </w:r>
@@ -122,6 +164,8 @@
         <w:rPr>
           <w:b/>
           <w:bCs/>
+          <w:sz w:val="28"/>
+          <w:szCs w:val="28"/>
         </w:rPr>
         <w:instrText xml:space="preserve"> HYPERLINK "https://www.geeksforgeeks.org/how-to-start-learning-dsa/" \t "_blank" </w:instrText>
       </w:r>
@@ -129,6 +173,8 @@
         <w:rPr>
           <w:b/>
           <w:bCs/>
+          <w:sz w:val="28"/>
+          <w:szCs w:val="28"/>
         </w:rPr>
         <w:fldChar w:fldCharType="separate"/>
       </w:r>
@@ -136,6 +182,8 @@
         <w:rPr>
           <w:b/>
           <w:bCs/>
+          <w:sz w:val="28"/>
+          <w:szCs w:val="28"/>
           <w:lang w:eastAsia="en-IN"/>
         </w:rPr>
         <w:t>How to learn DSA?</w:t>
@@ -144,6 +192,8 @@
         <w:rPr>
           <w:b/>
           <w:bCs/>
+          <w:sz w:val="28"/>
+          <w:szCs w:val="28"/>
           <w:lang w:eastAsia="en-IN"/>
         </w:rPr>
         <w:fldChar w:fldCharType="end"/>
@@ -153,11 +203,15 @@
       <w:pPr>
         <w:bidi w:val="0"/>
         <w:rPr>
-          <w:lang w:eastAsia="en-IN"/>
-        </w:rPr>
-      </w:pPr>
-      <w:r>
-        <w:rPr>
+          <w:sz w:val="28"/>
+          <w:szCs w:val="28"/>
+          <w:lang w:eastAsia="en-IN"/>
+        </w:rPr>
+      </w:pPr>
+      <w:r>
+        <w:rPr>
+          <w:sz w:val="28"/>
+          <w:szCs w:val="28"/>
           <w:lang w:eastAsia="en-IN"/>
         </w:rPr>
         <w:t>The first and foremost thing is dividing the total procedure into little pieces which need to be done sequentially. The complete process to learn DSA from scratch can be broken into 5 parts:</w:t>
@@ -172,11 +226,15 @@
         <w:bidi w:val="0"/>
         <w:ind w:left="425" w:leftChars="0" w:hanging="425" w:firstLineChars="0"/>
         <w:rPr>
-          <w:lang w:eastAsia="en-IN"/>
-        </w:rPr>
-      </w:pPr>
-      <w:r>
-        <w:rPr>
+          <w:sz w:val="28"/>
+          <w:szCs w:val="28"/>
+          <w:lang w:eastAsia="en-IN"/>
+        </w:rPr>
+      </w:pPr>
+      <w:r>
+        <w:rPr>
+          <w:sz w:val="28"/>
+          <w:szCs w:val="28"/>
           <w:lang w:eastAsia="en-IN"/>
         </w:rPr>
         <w:t>Learn at least one programming language (We leave this to your choice.)</w:t>
@@ -191,11 +249,15 @@
         <w:bidi w:val="0"/>
         <w:ind w:left="425" w:leftChars="0" w:hanging="425" w:firstLineChars="0"/>
         <w:rPr>
-          <w:lang w:eastAsia="en-IN"/>
-        </w:rPr>
-      </w:pPr>
-      <w:r>
-        <w:rPr>
+          <w:sz w:val="28"/>
+          <w:szCs w:val="28"/>
+          <w:lang w:eastAsia="en-IN"/>
+        </w:rPr>
+      </w:pPr>
+      <w:r>
+        <w:rPr>
+          <w:sz w:val="28"/>
+          <w:szCs w:val="28"/>
           <w:lang w:eastAsia="en-IN"/>
         </w:rPr>
         <w:t>Learn about  Time and Space complexities</w:t>
@@ -203,6 +265,8 @@
       <w:r>
         <w:rPr>
           <w:rFonts w:hint="default"/>
+          <w:sz w:val="28"/>
+          <w:szCs w:val="28"/>
           <w:lang w:val="en-US" w:eastAsia="en-IN"/>
         </w:rPr>
         <w:t xml:space="preserve"> means </w:t>
@@ -212,8 +276,8 @@
           <w:rStyle w:val="19"/>
           <w:b/>
           <w:bCs/>
-          <w:sz w:val="22"/>
-          <w:szCs w:val="22"/>
+          <w:sz w:val="28"/>
+          <w:szCs w:val="28"/>
         </w:rPr>
         <w:t>Analysis of Algorithms</w:t>
       </w:r>
@@ -223,8 +287,8 @@
           <w:rFonts w:hint="default"/>
           <w:b/>
           <w:bCs/>
-          <w:sz w:val="22"/>
-          <w:szCs w:val="22"/>
+          <w:sz w:val="28"/>
+          <w:szCs w:val="28"/>
           <w:lang w:val="en-US"/>
         </w:rPr>
         <w:t>.</w:t>
@@ -239,11 +303,15 @@
         <w:bidi w:val="0"/>
         <w:ind w:left="425" w:leftChars="0" w:hanging="425" w:firstLineChars="0"/>
         <w:rPr>
-          <w:lang w:eastAsia="en-IN"/>
-        </w:rPr>
-      </w:pPr>
-      <w:r>
-        <w:rPr>
+          <w:sz w:val="28"/>
+          <w:szCs w:val="28"/>
+          <w:lang w:eastAsia="en-IN"/>
+        </w:rPr>
+      </w:pPr>
+      <w:r>
+        <w:rPr>
+          <w:sz w:val="28"/>
+          <w:szCs w:val="28"/>
           <w:lang w:eastAsia="en-IN"/>
         </w:rPr>
         <w:t>Learn Data Structures</w:t>
@@ -258,15 +326,21 @@
         <w:bidi w:val="0"/>
         <w:ind w:left="425" w:leftChars="0" w:hanging="425" w:firstLineChars="0"/>
         <w:rPr>
-          <w:lang w:eastAsia="en-IN"/>
-        </w:rPr>
-      </w:pPr>
-      <w:r>
-        <w:rPr>
+          <w:sz w:val="28"/>
+          <w:szCs w:val="28"/>
+          <w:lang w:eastAsia="en-IN"/>
+        </w:rPr>
+      </w:pPr>
+      <w:r>
+        <w:rPr>
+          <w:sz w:val="28"/>
+          <w:szCs w:val="28"/>
           <w:lang w:eastAsia="en-IN"/>
         </w:rPr>
         <w:t>Learn Algorithms</w:t>
       </w:r>
+      <w:bookmarkStart w:id="0" w:name="_GoBack"/>
+      <w:bookmarkEnd w:id="0"/>
     </w:p>
     <w:p>
       <w:pPr>
@@ -277,11 +351,15 @@
         <w:bidi w:val="0"/>
         <w:ind w:left="425" w:leftChars="0" w:hanging="425" w:firstLineChars="0"/>
         <w:rPr>
-          <w:lang w:val="en-US"/>
-        </w:rPr>
-      </w:pPr>
-      <w:r>
-        <w:rPr>
+          <w:sz w:val="28"/>
+          <w:szCs w:val="28"/>
+          <w:lang w:val="en-US"/>
+        </w:rPr>
+      </w:pPr>
+      <w:r>
+        <w:rPr>
+          <w:sz w:val="28"/>
+          <w:szCs w:val="28"/>
           <w:lang w:eastAsia="en-IN"/>
         </w:rPr>
         <w:t>Practice Problems on DSA</w:t>
@@ -293,8 +371,6 @@
           <w:lang w:val="en-US"/>
         </w:rPr>
       </w:pPr>
-      <w:bookmarkStart w:id="0" w:name="_GoBack"/>
-      <w:bookmarkEnd w:id="0"/>
     </w:p>
     <w:sectPr>
       <w:pgSz w:w="11906" w:h="16838"/>
